--- a/Algortima Dönem Sonu Proje.docx
+++ b/Algortima Dönem Sonu Proje.docx
@@ -2022,6 +2022,7 @@
           <w:rFonts w:ascii="Times New Roman" w:eastAsia="Times New Roman" w:hAnsi="Times New Roman" w:cs="Times New Roman"/>
           <w:b/>
           <w:bCs/>
+          <w:noProof/>
           <w:sz w:val="40"/>
           <w:szCs w:val="40"/>
         </w:rPr>
@@ -2576,11 +2577,6 @@
     </w:p>
     <w:p>
       <w:pPr>
-        <w:spacing w:line="259" w:lineRule="auto"/>
-      </w:pPr>
-    </w:p>
-    <w:p>
-      <w:pPr>
         <w:tabs>
           <w:tab w:val="left" w:pos="1308"/>
         </w:tabs>
@@ -2600,6 +2596,7 @@
           <w:sz w:val="48"/>
           <w:szCs w:val="48"/>
         </w:rPr>
+        <w:lastRenderedPageBreak/>
         <w:t xml:space="preserve">                      </w:t>
       </w:r>
       <w:r>
@@ -2624,13 +2621,17 @@
       </w:r>
       <w:r>
         <w:rPr>
-          <w:noProof/>
+          <w:rFonts w:ascii="Times New Roman" w:hAnsi="Times New Roman" w:cs="Times New Roman"/>
+          <w:b/>
+          <w:bCs/>
+          <w:sz w:val="48"/>
+          <w:szCs w:val="48"/>
         </w:rPr>
         <w:drawing>
-          <wp:inline distT="0" distB="0" distL="0" distR="0" wp14:anchorId="29B33853" wp14:editId="5B8481C5">
-            <wp:extent cx="5759450" cy="6117554"/>
+          <wp:inline distT="0" distB="0" distL="0" distR="0" wp14:anchorId="2510A0A2" wp14:editId="01627D1D">
+            <wp:extent cx="5760720" cy="3398520"/>
             <wp:effectExtent l="0" t="0" r="0" b="0"/>
-            <wp:docPr id="1150024534" name="Resim 1"/>
+            <wp:docPr id="449288723" name="Resim 1" descr="ekran görüntüsü, metin, diyagram, 3B modelleme içeren bir resim&#10;&#10;Yapay zeka tarafından oluşturulmuş içerik yanlış olabilir."/>
             <wp:cNvGraphicFramePr>
               <a:graphicFrameLocks xmlns:a="http://schemas.openxmlformats.org/drawingml/2006/main" noChangeAspect="1"/>
             </wp:cNvGraphicFramePr>
@@ -2638,7 +2639,7 @@
               <a:graphicData uri="http://schemas.openxmlformats.org/drawingml/2006/picture">
                 <pic:pic xmlns:pic="http://schemas.openxmlformats.org/drawingml/2006/picture">
                   <pic:nvPicPr>
-                    <pic:cNvPr id="1150024534" name=""/>
+                    <pic:cNvPr id="449288723" name="Resim 1" descr="ekran görüntüsü, metin, diyagram, 3B modelleme içeren bir resim&#10;&#10;Yapay zeka tarafından oluşturulmuş içerik yanlış olabilir."/>
                     <pic:cNvPicPr/>
                   </pic:nvPicPr>
                   <pic:blipFill>
@@ -2650,7 +2651,7 @@
                   <pic:spPr>
                     <a:xfrm>
                       <a:off x="0" y="0"/>
-                      <a:ext cx="5759450" cy="6117554"/>
+                      <a:ext cx="5760720" cy="3398520"/>
                     </a:xfrm>
                     <a:prstGeom prst="rect">
                       <a:avLst/>
@@ -2662,23 +2663,19 @@
           </wp:inline>
         </w:drawing>
       </w:r>
-    </w:p>
-    <w:p>
-      <w:pPr>
-        <w:tabs>
-          <w:tab w:val="left" w:pos="1308"/>
-        </w:tabs>
-      </w:pPr>
-      <w:r>
-        <w:rPr>
-          <w:noProof/>
-        </w:rPr>
-        <w:lastRenderedPageBreak/>
+      <w:r>
+        <w:rPr>
+          <w:rFonts w:ascii="Times New Roman" w:hAnsi="Times New Roman" w:cs="Times New Roman"/>
+          <w:b/>
+          <w:bCs/>
+          <w:sz w:val="48"/>
+          <w:szCs w:val="48"/>
+        </w:rPr>
         <w:drawing>
-          <wp:inline distT="0" distB="0" distL="0" distR="0" wp14:anchorId="16CBEF75" wp14:editId="1E9EAB10">
-            <wp:extent cx="5928697" cy="7456602"/>
+          <wp:inline distT="0" distB="0" distL="0" distR="0" wp14:anchorId="7C19CA7F" wp14:editId="771D7D74">
+            <wp:extent cx="5760720" cy="3680460"/>
             <wp:effectExtent l="0" t="0" r="0" b="0"/>
-            <wp:docPr id="784093098" name="Resim 1" descr="metin, ekran görüntüsü, diyagram, tasarım içeren bir resim&#10;&#10;Yapay zeka tarafından oluşturulmuş içerik yanlış olabilir."/>
+            <wp:docPr id="237158653" name="Resim 1" descr="ekran görüntüsü, diyagram, çizgi içeren bir resim&#10;&#10;Yapay zeka tarafından oluşturulmuş içerik yanlış olabilir."/>
             <wp:cNvGraphicFramePr>
               <a:graphicFrameLocks xmlns:a="http://schemas.openxmlformats.org/drawingml/2006/main" noChangeAspect="1"/>
             </wp:cNvGraphicFramePr>
@@ -2686,7 +2683,7 @@
               <a:graphicData uri="http://schemas.openxmlformats.org/drawingml/2006/picture">
                 <pic:pic xmlns:pic="http://schemas.openxmlformats.org/drawingml/2006/picture">
                   <pic:nvPicPr>
-                    <pic:cNvPr id="784093098" name="Resim 1" descr="metin, ekran görüntüsü, diyagram, tasarım içeren bir resim&#10;&#10;Yapay zeka tarafından oluşturulmuş içerik yanlış olabilir."/>
+                    <pic:cNvPr id="237158653" name="Resim 1" descr="ekran görüntüsü, diyagram, çizgi içeren bir resim&#10;&#10;Yapay zeka tarafından oluşturulmuş içerik yanlış olabilir."/>
                     <pic:cNvPicPr/>
                   </pic:nvPicPr>
                   <pic:blipFill>
@@ -2698,7 +2695,7 @@
                   <pic:spPr>
                     <a:xfrm>
                       <a:off x="0" y="0"/>
-                      <a:ext cx="6125786" cy="7704483"/>
+                      <a:ext cx="5760720" cy="3680460"/>
                     </a:xfrm>
                     <a:prstGeom prst="rect">
                       <a:avLst/>
@@ -2710,34 +2707,95 @@
           </wp:inline>
         </w:drawing>
       </w:r>
-    </w:p>
-    <w:p>
-      <w:pPr>
-        <w:tabs>
-          <w:tab w:val="left" w:pos="1308"/>
-        </w:tabs>
-      </w:pPr>
-    </w:p>
-    <w:p>
-      <w:pPr>
-        <w:tabs>
-          <w:tab w:val="left" w:pos="1308"/>
-        </w:tabs>
-      </w:pPr>
-    </w:p>
-    <w:p>
-      <w:pPr>
-        <w:tabs>
-          <w:tab w:val="left" w:pos="1308"/>
-        </w:tabs>
-      </w:pPr>
-    </w:p>
-    <w:p>
-      <w:pPr>
-        <w:tabs>
-          <w:tab w:val="left" w:pos="1308"/>
-        </w:tabs>
-      </w:pPr>
+      <w:r>
+        <w:rPr>
+          <w:rFonts w:ascii="Times New Roman" w:hAnsi="Times New Roman" w:cs="Times New Roman"/>
+          <w:b/>
+          <w:bCs/>
+          <w:sz w:val="48"/>
+          <w:szCs w:val="48"/>
+        </w:rPr>
+        <w:lastRenderedPageBreak/>
+        <w:drawing>
+          <wp:inline distT="0" distB="0" distL="0" distR="0" wp14:anchorId="76636886" wp14:editId="0C2BAED4">
+            <wp:extent cx="5753100" cy="3665220"/>
+            <wp:effectExtent l="0" t="0" r="0" b="0"/>
+            <wp:docPr id="1086254557" name="Resim 1" descr="ekran görüntüsü, metin, diyagram, tasarım içeren bir resim&#10;&#10;Yapay zeka tarafından oluşturulmuş içerik yanlış olabilir."/>
+            <wp:cNvGraphicFramePr>
+              <a:graphicFrameLocks xmlns:a="http://schemas.openxmlformats.org/drawingml/2006/main" noChangeAspect="1"/>
+            </wp:cNvGraphicFramePr>
+            <a:graphic xmlns:a="http://schemas.openxmlformats.org/drawingml/2006/main">
+              <a:graphicData uri="http://schemas.openxmlformats.org/drawingml/2006/picture">
+                <pic:pic xmlns:pic="http://schemas.openxmlformats.org/drawingml/2006/picture">
+                  <pic:nvPicPr>
+                    <pic:cNvPr id="1086254557" name="Resim 1" descr="ekran görüntüsü, metin, diyagram, tasarım içeren bir resim&#10;&#10;Yapay zeka tarafından oluşturulmuş içerik yanlış olabilir."/>
+                    <pic:cNvPicPr/>
+                  </pic:nvPicPr>
+                  <pic:blipFill>
+                    <a:blip r:embed="rId18"/>
+                    <a:stretch>
+                      <a:fillRect/>
+                    </a:stretch>
+                  </pic:blipFill>
+                  <pic:spPr>
+                    <a:xfrm>
+                      <a:off x="0" y="0"/>
+                      <a:ext cx="5753100" cy="3665220"/>
+                    </a:xfrm>
+                    <a:prstGeom prst="rect">
+                      <a:avLst/>
+                    </a:prstGeom>
+                  </pic:spPr>
+                </pic:pic>
+              </a:graphicData>
+            </a:graphic>
+          </wp:inline>
+        </w:drawing>
+      </w:r>
+      <w:r>
+        <w:rPr>
+          <w:rFonts w:ascii="Times New Roman" w:hAnsi="Times New Roman" w:cs="Times New Roman"/>
+          <w:b/>
+          <w:bCs/>
+          <w:sz w:val="48"/>
+          <w:szCs w:val="48"/>
+        </w:rPr>
+        <w:drawing>
+          <wp:inline distT="0" distB="0" distL="0" distR="0" wp14:anchorId="3C803F09" wp14:editId="3376ABB6">
+            <wp:extent cx="5768340" cy="4692499"/>
+            <wp:effectExtent l="0" t="0" r="3810" b="0"/>
+            <wp:docPr id="1390745407" name="Resim 1" descr="metin, ekran görüntüsü, diyagram, plan içeren bir resim&#10;&#10;Yapay zeka tarafından oluşturulmuş içerik yanlış olabilir."/>
+            <wp:cNvGraphicFramePr>
+              <a:graphicFrameLocks xmlns:a="http://schemas.openxmlformats.org/drawingml/2006/main" noChangeAspect="1"/>
+            </wp:cNvGraphicFramePr>
+            <a:graphic xmlns:a="http://schemas.openxmlformats.org/drawingml/2006/main">
+              <a:graphicData uri="http://schemas.openxmlformats.org/drawingml/2006/picture">
+                <pic:pic xmlns:pic="http://schemas.openxmlformats.org/drawingml/2006/picture">
+                  <pic:nvPicPr>
+                    <pic:cNvPr id="1390745407" name="Resim 1" descr="metin, ekran görüntüsü, diyagram, plan içeren bir resim&#10;&#10;Yapay zeka tarafından oluşturulmuş içerik yanlış olabilir."/>
+                    <pic:cNvPicPr/>
+                  </pic:nvPicPr>
+                  <pic:blipFill>
+                    <a:blip r:embed="rId19"/>
+                    <a:stretch>
+                      <a:fillRect/>
+                    </a:stretch>
+                  </pic:blipFill>
+                  <pic:spPr>
+                    <a:xfrm>
+                      <a:off x="0" y="0"/>
+                      <a:ext cx="5798968" cy="4717415"/>
+                    </a:xfrm>
+                    <a:prstGeom prst="rect">
+                      <a:avLst/>
+                    </a:prstGeom>
+                  </pic:spPr>
+                </pic:pic>
+              </a:graphicData>
+            </a:graphic>
+          </wp:inline>
+        </w:drawing>
+      </w:r>
     </w:p>
     <w:p>
       <w:pPr>
@@ -6691,6 +6749,7 @@
   <w:style w:type="character" w:default="1" w:styleId="VarsaylanParagrafYazTipi">
     <w:name w:val="Default Paragraph Font"/>
     <w:uiPriority w:val="1"/>
+    <w:semiHidden/>
     <w:unhideWhenUsed/>
   </w:style>
   <w:style w:type="table" w:default="1" w:styleId="NormalTablo">

--- a/Algortima Dönem Sonu Proje.docx
+++ b/Algortima Dönem Sonu Proje.docx
@@ -2628,10 +2628,10 @@
           <w:szCs w:val="48"/>
         </w:rPr>
         <w:drawing>
-          <wp:inline distT="0" distB="0" distL="0" distR="0" wp14:anchorId="2510A0A2" wp14:editId="01627D1D">
-            <wp:extent cx="5760720" cy="3398520"/>
+          <wp:inline distT="0" distB="0" distL="0" distR="0" wp14:anchorId="35FEEC15" wp14:editId="5953C96D">
+            <wp:extent cx="6172200" cy="4152900"/>
             <wp:effectExtent l="0" t="0" r="0" b="0"/>
-            <wp:docPr id="449288723" name="Resim 1" descr="ekran görüntüsü, metin, diyagram, 3B modelleme içeren bir resim&#10;&#10;Yapay zeka tarafından oluşturulmuş içerik yanlış olabilir."/>
+            <wp:docPr id="1032757446" name="Resim 1"/>
             <wp:cNvGraphicFramePr>
               <a:graphicFrameLocks xmlns:a="http://schemas.openxmlformats.org/drawingml/2006/main" noChangeAspect="1"/>
             </wp:cNvGraphicFramePr>
@@ -2639,7 +2639,7 @@
               <a:graphicData uri="http://schemas.openxmlformats.org/drawingml/2006/picture">
                 <pic:pic xmlns:pic="http://schemas.openxmlformats.org/drawingml/2006/picture">
                   <pic:nvPicPr>
-                    <pic:cNvPr id="449288723" name="Resim 1" descr="ekran görüntüsü, metin, diyagram, 3B modelleme içeren bir resim&#10;&#10;Yapay zeka tarafından oluşturulmuş içerik yanlış olabilir."/>
+                    <pic:cNvPr id="1032757446" name=""/>
                     <pic:cNvPicPr/>
                   </pic:nvPicPr>
                   <pic:blipFill>
@@ -2651,7 +2651,7 @@
                   <pic:spPr>
                     <a:xfrm>
                       <a:off x="0" y="0"/>
-                      <a:ext cx="5760720" cy="3398520"/>
+                      <a:ext cx="6172200" cy="4152900"/>
                     </a:xfrm>
                     <a:prstGeom prst="rect">
                       <a:avLst/>
@@ -2672,10 +2672,10 @@
           <w:szCs w:val="48"/>
         </w:rPr>
         <w:drawing>
-          <wp:inline distT="0" distB="0" distL="0" distR="0" wp14:anchorId="7C19CA7F" wp14:editId="771D7D74">
-            <wp:extent cx="5760720" cy="3680460"/>
+          <wp:inline distT="0" distB="0" distL="0" distR="0" wp14:anchorId="1C66C82C" wp14:editId="515EA5F9">
+            <wp:extent cx="6294120" cy="3263900"/>
             <wp:effectExtent l="0" t="0" r="0" b="0"/>
-            <wp:docPr id="237158653" name="Resim 1" descr="ekran görüntüsü, diyagram, çizgi içeren bir resim&#10;&#10;Yapay zeka tarafından oluşturulmuş içerik yanlış olabilir."/>
+            <wp:docPr id="1115626884" name="Resim 1" descr="diyagram, ekran görüntüsü, çizgi, astronomi içeren bir resim&#10;&#10;Yapay zeka tarafından oluşturulmuş içerik yanlış olabilir."/>
             <wp:cNvGraphicFramePr>
               <a:graphicFrameLocks xmlns:a="http://schemas.openxmlformats.org/drawingml/2006/main" noChangeAspect="1"/>
             </wp:cNvGraphicFramePr>
@@ -2683,7 +2683,7 @@
               <a:graphicData uri="http://schemas.openxmlformats.org/drawingml/2006/picture">
                 <pic:pic xmlns:pic="http://schemas.openxmlformats.org/drawingml/2006/picture">
                   <pic:nvPicPr>
-                    <pic:cNvPr id="237158653" name="Resim 1" descr="ekran görüntüsü, diyagram, çizgi içeren bir resim&#10;&#10;Yapay zeka tarafından oluşturulmuş içerik yanlış olabilir."/>
+                    <pic:cNvPr id="1115626884" name="Resim 1" descr="diyagram, ekran görüntüsü, çizgi, astronomi içeren bir resim&#10;&#10;Yapay zeka tarafından oluşturulmuş içerik yanlış olabilir."/>
                     <pic:cNvPicPr/>
                   </pic:nvPicPr>
                   <pic:blipFill>
@@ -2695,7 +2695,7 @@
                   <pic:spPr>
                     <a:xfrm>
                       <a:off x="0" y="0"/>
-                      <a:ext cx="5760720" cy="3680460"/>
+                      <a:ext cx="6298413" cy="3266126"/>
                     </a:xfrm>
                     <a:prstGeom prst="rect">
                       <a:avLst/>
@@ -2717,10 +2717,10 @@
         </w:rPr>
         <w:lastRenderedPageBreak/>
         <w:drawing>
-          <wp:inline distT="0" distB="0" distL="0" distR="0" wp14:anchorId="76636886" wp14:editId="0C2BAED4">
-            <wp:extent cx="5753100" cy="3665220"/>
+          <wp:inline distT="0" distB="0" distL="0" distR="0" wp14:anchorId="03A501D8" wp14:editId="1669B431">
+            <wp:extent cx="5760720" cy="3810000"/>
             <wp:effectExtent l="0" t="0" r="0" b="0"/>
-            <wp:docPr id="1086254557" name="Resim 1" descr="ekran görüntüsü, metin, diyagram, tasarım içeren bir resim&#10;&#10;Yapay zeka tarafından oluşturulmuş içerik yanlış olabilir."/>
+            <wp:docPr id="2142372512" name="Resim 1" descr="ekran görüntüsü, diyagram, çizgi, astronomi içeren bir resim&#10;&#10;Yapay zeka tarafından oluşturulmuş içerik yanlış olabilir."/>
             <wp:cNvGraphicFramePr>
               <a:graphicFrameLocks xmlns:a="http://schemas.openxmlformats.org/drawingml/2006/main" noChangeAspect="1"/>
             </wp:cNvGraphicFramePr>
@@ -2728,7 +2728,7 @@
               <a:graphicData uri="http://schemas.openxmlformats.org/drawingml/2006/picture">
                 <pic:pic xmlns:pic="http://schemas.openxmlformats.org/drawingml/2006/picture">
                   <pic:nvPicPr>
-                    <pic:cNvPr id="1086254557" name="Resim 1" descr="ekran görüntüsü, metin, diyagram, tasarım içeren bir resim&#10;&#10;Yapay zeka tarafından oluşturulmuş içerik yanlış olabilir."/>
+                    <pic:cNvPr id="2142372512" name="Resim 1" descr="ekran görüntüsü, diyagram, çizgi, astronomi içeren bir resim&#10;&#10;Yapay zeka tarafından oluşturulmuş içerik yanlış olabilir."/>
                     <pic:cNvPicPr/>
                   </pic:nvPicPr>
                   <pic:blipFill>
@@ -2740,7 +2740,7 @@
                   <pic:spPr>
                     <a:xfrm>
                       <a:off x="0" y="0"/>
-                      <a:ext cx="5753100" cy="3665220"/>
+                      <a:ext cx="5760720" cy="3810000"/>
                     </a:xfrm>
                     <a:prstGeom prst="rect">
                       <a:avLst/>
@@ -2761,10 +2761,10 @@
           <w:szCs w:val="48"/>
         </w:rPr>
         <w:drawing>
-          <wp:inline distT="0" distB="0" distL="0" distR="0" wp14:anchorId="3C803F09" wp14:editId="3376ABB6">
-            <wp:extent cx="5768340" cy="4692499"/>
-            <wp:effectExtent l="0" t="0" r="3810" b="0"/>
-            <wp:docPr id="1390745407" name="Resim 1" descr="metin, ekran görüntüsü, diyagram, plan içeren bir resim&#10;&#10;Yapay zeka tarafından oluşturulmuş içerik yanlış olabilir."/>
+          <wp:inline distT="0" distB="0" distL="0" distR="0" wp14:anchorId="2804DAA5" wp14:editId="7E9EBC5D">
+            <wp:extent cx="6705600" cy="4351020"/>
+            <wp:effectExtent l="0" t="0" r="0" b="0"/>
+            <wp:docPr id="1311004226" name="Resim 1" descr="diyagram, ekran görüntüsü, metin, çizgi içeren bir resim&#10;&#10;Yapay zeka tarafından oluşturulmuş içerik yanlış olabilir."/>
             <wp:cNvGraphicFramePr>
               <a:graphicFrameLocks xmlns:a="http://schemas.openxmlformats.org/drawingml/2006/main" noChangeAspect="1"/>
             </wp:cNvGraphicFramePr>
@@ -2772,7 +2772,7 @@
               <a:graphicData uri="http://schemas.openxmlformats.org/drawingml/2006/picture">
                 <pic:pic xmlns:pic="http://schemas.openxmlformats.org/drawingml/2006/picture">
                   <pic:nvPicPr>
-                    <pic:cNvPr id="1390745407" name="Resim 1" descr="metin, ekran görüntüsü, diyagram, plan içeren bir resim&#10;&#10;Yapay zeka tarafından oluşturulmuş içerik yanlış olabilir."/>
+                    <pic:cNvPr id="1311004226" name="Resim 1" descr="diyagram, ekran görüntüsü, metin, çizgi içeren bir resim&#10;&#10;Yapay zeka tarafından oluşturulmuş içerik yanlış olabilir."/>
                     <pic:cNvPicPr/>
                   </pic:nvPicPr>
                   <pic:blipFill>
@@ -2784,7 +2784,7 @@
                   <pic:spPr>
                     <a:xfrm>
                       <a:off x="0" y="0"/>
-                      <a:ext cx="5798968" cy="4717415"/>
+                      <a:ext cx="6705600" cy="4351020"/>
                     </a:xfrm>
                     <a:prstGeom prst="rect">
                       <a:avLst/>
@@ -3710,7 +3710,25 @@
           <w:szCs w:val="28"/>
           <w:lang w:val="tr-TR"/>
         </w:rPr>
-        <w:t>-Kodun denetlenmesi. </w:t>
+        <w:t>-Kodun denetlenmesi</w:t>
+      </w:r>
+      <w:r>
+        <w:rPr>
+          <w:rFonts w:ascii="Arial Narrow" w:hAnsi="Arial Narrow" w:cs="Times New Roman"/>
+          <w:sz w:val="28"/>
+          <w:szCs w:val="28"/>
+          <w:lang w:val="tr-TR"/>
+        </w:rPr>
+        <w:t xml:space="preserve"> ve düzenlenmesi</w:t>
+      </w:r>
+      <w:r>
+        <w:rPr>
+          <w:rFonts w:ascii="Arial Narrow" w:hAnsi="Arial Narrow" w:cs="Times New Roman"/>
+          <w:sz w:val="28"/>
+          <w:szCs w:val="28"/>
+          <w:lang w:val="tr-TR"/>
+        </w:rPr>
+        <w:t>. </w:t>
       </w:r>
     </w:p>
     <w:p>
